--- a/templates/NXT_sjabloon.docx
+++ b/templates/NXT_sjabloon.docx
@@ -273,7 +273,6 @@
         <w:docPartUnique/>
       </w:docPartObj>
     </w:sdtPr>
-    <w:sdtEndPr/>
     <w:sdtContent>
       <w:p>
         <w:pPr>
@@ -408,7 +407,6 @@
         <w:docPartUnique/>
       </w:docPartObj>
     </w:sdtPr>
-    <w:sdtEndPr/>
     <w:sdtContent>
       <w:sdt>
         <w:sdtPr>
@@ -422,7 +420,6 @@
             <w:docPartUnique/>
           </w:docPartObj>
         </w:sdtPr>
-        <w:sdtEndPr/>
         <w:sdtContent>
           <w:p>
             <w:pPr>
@@ -1692,16 +1689,16 @@
     <w:uiPriority w:val="9"/>
     <w:unhideWhenUsed/>
     <w:qFormat/>
-    <w:rsid w:val="00C65895"/>
+    <w:rsid w:val="008261FC"/>
     <w:pPr>
       <w:keepNext/>
       <w:keepLines/>
+      <w:spacing w:before="120"/>
       <w:outlineLvl w:val="1"/>
     </w:pPr>
     <w:rPr>
       <w:rFonts w:ascii="Roboto Medium" w:eastAsiaTheme="majorEastAsia" w:hAnsi="Roboto Medium" w:cstheme="majorBidi"/>
-      <w:color w:val="808080" w:themeColor="background1" w:themeShade="80"/>
-      <w:sz w:val="22"/>
+      <w:color w:val="ED7D31" w:themeColor="accent1"/>
       <w:szCs w:val="32"/>
       <w:u w:color="ED7D31" w:themeColor="accent1"/>
     </w:rPr>
@@ -1957,11 +1954,10 @@
     <w:basedOn w:val="Standaardalinea-lettertype"/>
     <w:link w:val="Kop2"/>
     <w:uiPriority w:val="9"/>
-    <w:rsid w:val="00C65895"/>
+    <w:rsid w:val="008261FC"/>
     <w:rPr>
       <w:rFonts w:ascii="Roboto Medium" w:eastAsiaTheme="majorEastAsia" w:hAnsi="Roboto Medium" w:cstheme="majorBidi"/>
-      <w:color w:val="808080" w:themeColor="background1" w:themeShade="80"/>
-      <w:sz w:val="22"/>
+      <w:color w:val="ED7D31" w:themeColor="accent1"/>
       <w:szCs w:val="32"/>
       <w:u w:color="ED7D31" w:themeColor="accent1"/>
     </w:rPr>
